--- a/sem8/ЭСАУ РН и КА/Отчеты/Отчет лаба 2 ПТ.docx
+++ b/sem8/ЭСАУ РН и КА/Отчеты/Отчет лаба 2 ПТ.docx
@@ -534,6 +534,8 @@
           <w:sz w:val="28"/>
         </w:rPr>
       </w:pPr>
+      <w:proofErr w:type="spellStart"/>
+      <w:proofErr w:type="gramStart"/>
       <w:r>
         <w:rPr>
           <w:rFonts w:ascii="Times New Roman" w:eastAsia="Times New Roman" w:hAnsi="Times New Roman" w:cs="Times New Roman"/>
@@ -547,7 +549,16 @@
           <w:rFonts w:ascii="Times New Roman" w:eastAsia="Times New Roman" w:hAnsi="Times New Roman" w:cs="Times New Roman"/>
           <w:sz w:val="28"/>
         </w:rPr>
-        <w:t>Мочульский С.А.</w:t>
+        <w:t>Мочульский</w:t>
+      </w:r>
+      <w:proofErr w:type="spellEnd"/>
+      <w:proofErr w:type="gramEnd"/>
+      <w:r>
+        <w:rPr>
+          <w:rFonts w:ascii="Times New Roman" w:eastAsia="Times New Roman" w:hAnsi="Times New Roman" w:cs="Times New Roman"/>
+          <w:sz w:val="28"/>
+        </w:rPr>
+        <w:t xml:space="preserve"> С.А.</w:t>
       </w:r>
     </w:p>
     <w:p>
@@ -743,7 +754,79 @@
           <w:sz w:val="24"/>
           <w:szCs w:val="24"/>
         </w:rPr>
-        <w:t xml:space="preserve">В гироскопической технике типичной является задача регистрации угла поворота корпуса гироприбора или гиростабилизатора (установленного на движущемся объекте) относительно оси, стабилизируемой гироскопом. Часто этот угол должен составлять больше 360°. Простым и надежным устройством для регистрации углов, больших 360°, является круглая шкала, устанавливаемая на оси, стабилизируемой гироскопом, и индекс, нанесенный на корпус прибора. Однако, в связи с широким внедрением в практику автоматических гироскопических систем (автопилоты, автоштурманы), гироприборы с визуальным съемом показаний (со шкалами) вытеснены гиростабилизаторами - датчиками, информация с которых снимается в виде электрических сигналов. </w:t>
+        <w:t xml:space="preserve">В гироскопической технике типичной является задача регистрации угла поворота корпуса </w:t>
+      </w:r>
+      <w:proofErr w:type="spellStart"/>
+      <w:r>
+        <w:rPr>
+          <w:rFonts w:ascii="Times New Roman" w:hAnsi="Times New Roman" w:cs="Times New Roman"/>
+          <w:sz w:val="24"/>
+          <w:szCs w:val="24"/>
+        </w:rPr>
+        <w:t>гироприбора</w:t>
+      </w:r>
+      <w:proofErr w:type="spellEnd"/>
+      <w:r>
+        <w:rPr>
+          <w:rFonts w:ascii="Times New Roman" w:hAnsi="Times New Roman" w:cs="Times New Roman"/>
+          <w:sz w:val="24"/>
+          <w:szCs w:val="24"/>
+        </w:rPr>
+        <w:t xml:space="preserve"> или </w:t>
+      </w:r>
+      <w:proofErr w:type="spellStart"/>
+      <w:r>
+        <w:rPr>
+          <w:rFonts w:ascii="Times New Roman" w:hAnsi="Times New Roman" w:cs="Times New Roman"/>
+          <w:sz w:val="24"/>
+          <w:szCs w:val="24"/>
+        </w:rPr>
+        <w:t>гиростабилизатора</w:t>
+      </w:r>
+      <w:proofErr w:type="spellEnd"/>
+      <w:r>
+        <w:rPr>
+          <w:rFonts w:ascii="Times New Roman" w:hAnsi="Times New Roman" w:cs="Times New Roman"/>
+          <w:sz w:val="24"/>
+          <w:szCs w:val="24"/>
+        </w:rPr>
+        <w:t xml:space="preserve"> (установленного на движущемся объекте) относительно оси, стабилизируемой гироскопом. Часто этот угол должен составлять больше 360°. Простым и надежным устройством для регистрации углов, больших 360°, является круглая шкала, устанавливаемая на оси, стабилизируемой гироскопом, и индекс, нанесенный на корпус прибора. Однако, в связи с широким внедрением в практику автоматических гироскопических систем (автопилоты, автоштурманы), </w:t>
+      </w:r>
+      <w:proofErr w:type="spellStart"/>
+      <w:r>
+        <w:rPr>
+          <w:rFonts w:ascii="Times New Roman" w:hAnsi="Times New Roman" w:cs="Times New Roman"/>
+          <w:sz w:val="24"/>
+          <w:szCs w:val="24"/>
+        </w:rPr>
+        <w:t>гироприборы</w:t>
+      </w:r>
+      <w:proofErr w:type="spellEnd"/>
+      <w:r>
+        <w:rPr>
+          <w:rFonts w:ascii="Times New Roman" w:hAnsi="Times New Roman" w:cs="Times New Roman"/>
+          <w:sz w:val="24"/>
+          <w:szCs w:val="24"/>
+        </w:rPr>
+        <w:t xml:space="preserve"> с визуальным съемом показаний (со шкалами) вытеснены </w:t>
+      </w:r>
+      <w:proofErr w:type="spellStart"/>
+      <w:r>
+        <w:rPr>
+          <w:rFonts w:ascii="Times New Roman" w:hAnsi="Times New Roman" w:cs="Times New Roman"/>
+          <w:sz w:val="24"/>
+          <w:szCs w:val="24"/>
+        </w:rPr>
+        <w:t>гиростабилизаторами</w:t>
+      </w:r>
+      <w:proofErr w:type="spellEnd"/>
+      <w:r>
+        <w:rPr>
+          <w:rFonts w:ascii="Times New Roman" w:hAnsi="Times New Roman" w:cs="Times New Roman"/>
+          <w:sz w:val="24"/>
+          <w:szCs w:val="24"/>
+        </w:rPr>
+        <w:t xml:space="preserve"> - датчиками, информация с которых снимается в виде электрических сигналов. </w:t>
       </w:r>
     </w:p>
     <w:p>
@@ -764,7 +847,43 @@
           <w:sz w:val="24"/>
           <w:szCs w:val="24"/>
         </w:rPr>
-        <w:t>Линейно преобразовать большой угол поворота (&gt;360°) в электрический сигнал непросто. Простейшее решение этой задачи, с помощью кругового потенциометра, оказалось неприемлемым для современной гироскопической техники ввиду низкой надежности потенциометрических датчиков, имеющих подвижный механический контакт. Других, столь же простых решений пока не предложено. Поэтому для регистрации больших углов в современных гироприборах и гиростабилизаторах применяются достаточно сложные системы, построенные на основе поворотных трансформаторов.</w:t>
+        <w:t xml:space="preserve">Линейно преобразовать большой угол поворота (&gt;360°) в электрический сигнал непросто. Простейшее решение этой задачи, с помощью кругового потенциометра, оказалось неприемлемым для современной гироскопической техники ввиду низкой надежности потенциометрических датчиков, имеющих подвижный механический контакт. Других, столь же простых решений пока не предложено. Поэтому для регистрации больших углов в современных </w:t>
+      </w:r>
+      <w:proofErr w:type="spellStart"/>
+      <w:r>
+        <w:rPr>
+          <w:rFonts w:ascii="Times New Roman" w:hAnsi="Times New Roman" w:cs="Times New Roman"/>
+          <w:sz w:val="24"/>
+          <w:szCs w:val="24"/>
+        </w:rPr>
+        <w:t>гироприборах</w:t>
+      </w:r>
+      <w:proofErr w:type="spellEnd"/>
+      <w:r>
+        <w:rPr>
+          <w:rFonts w:ascii="Times New Roman" w:hAnsi="Times New Roman" w:cs="Times New Roman"/>
+          <w:sz w:val="24"/>
+          <w:szCs w:val="24"/>
+        </w:rPr>
+        <w:t xml:space="preserve"> и </w:t>
+      </w:r>
+      <w:proofErr w:type="spellStart"/>
+      <w:r>
+        <w:rPr>
+          <w:rFonts w:ascii="Times New Roman" w:hAnsi="Times New Roman" w:cs="Times New Roman"/>
+          <w:sz w:val="24"/>
+          <w:szCs w:val="24"/>
+        </w:rPr>
+        <w:t>гиростабилизаторах</w:t>
+      </w:r>
+      <w:proofErr w:type="spellEnd"/>
+      <w:r>
+        <w:rPr>
+          <w:rFonts w:ascii="Times New Roman" w:hAnsi="Times New Roman" w:cs="Times New Roman"/>
+          <w:sz w:val="24"/>
+          <w:szCs w:val="24"/>
+        </w:rPr>
+        <w:t xml:space="preserve"> применяются достаточно сложные системы, построенные на основе поворотных трансформаторов.</w:t>
       </w:r>
     </w:p>
     <w:p>
@@ -990,6 +1109,7 @@
       <w:r>
         <w:rPr>
           <w:rFonts w:ascii="Times New Roman" w:hAnsi="Times New Roman" w:cs="Times New Roman"/>
+          <w:noProof/>
           <w:color w:val="000000" w:themeColor="text1"/>
         </w:rPr>
         <w:t>1</w:t>
@@ -1111,6 +1231,7 @@
       <w:r>
         <w:rPr>
           <w:rFonts w:ascii="Times New Roman" w:hAnsi="Times New Roman" w:cs="Times New Roman"/>
+          <w:noProof/>
           <w:color w:val="auto"/>
         </w:rPr>
         <w:t>2</w:t>
@@ -1187,6 +1308,7 @@
         </w:rPr>
         <w:t>·</w:t>
       </w:r>
+      <w:proofErr w:type="spellStart"/>
       <w:r>
         <w:rPr>
           <w:rFonts w:ascii="Times New Roman" w:hAnsi="Times New Roman" w:cs="Times New Roman"/>
@@ -1196,6 +1318,7 @@
         </w:rPr>
         <w:t>sinωt</w:t>
       </w:r>
+      <w:proofErr w:type="spellEnd"/>
       <w:r>
         <w:rPr>
           <w:rFonts w:ascii="Times New Roman" w:hAnsi="Times New Roman" w:cs="Times New Roman"/>
@@ -1806,6 +1929,7 @@
       <w:r>
         <w:rPr>
           <w:rFonts w:ascii="Times New Roman" w:hAnsi="Times New Roman" w:cs="Times New Roman"/>
+          <w:noProof/>
           <w:color w:val="auto"/>
         </w:rPr>
         <w:t>3</w:t>
@@ -2087,7 +2211,25 @@
           <w:sz w:val="24"/>
           <w:szCs w:val="24"/>
         </w:rPr>
-        <w:t xml:space="preserve"> – число пар полюсов многополюсового ПТ. </w:t>
+        <w:t xml:space="preserve"> – число пар полюсов </w:t>
+      </w:r>
+      <w:proofErr w:type="spellStart"/>
+      <w:r>
+        <w:rPr>
+          <w:rFonts w:ascii="Times New Roman" w:hAnsi="Times New Roman" w:cs="Times New Roman"/>
+          <w:sz w:val="24"/>
+          <w:szCs w:val="24"/>
+        </w:rPr>
+        <w:t>многополюсового</w:t>
+      </w:r>
+      <w:proofErr w:type="spellEnd"/>
+      <w:r>
+        <w:rPr>
+          <w:rFonts w:ascii="Times New Roman" w:hAnsi="Times New Roman" w:cs="Times New Roman"/>
+          <w:sz w:val="24"/>
+          <w:szCs w:val="24"/>
+        </w:rPr>
+        <w:t xml:space="preserve"> ПТ. </w:t>
       </w:r>
     </w:p>
     <w:p>
@@ -2763,7 +2905,25 @@
           <w:sz w:val="24"/>
           <w:szCs w:val="24"/>
         </w:rPr>
-        <w:t>- Ошибка (погрешность) Δф в процентах в выработке функциональной зависимости.</w:t>
+        <w:t xml:space="preserve">- Ошибка (погрешность) </w:t>
+      </w:r>
+      <w:proofErr w:type="spellStart"/>
+      <w:r>
+        <w:rPr>
+          <w:rFonts w:ascii="Times New Roman" w:hAnsi="Times New Roman" w:cs="Times New Roman"/>
+          <w:sz w:val="24"/>
+          <w:szCs w:val="24"/>
+        </w:rPr>
+        <w:t>Δф</w:t>
+      </w:r>
+      <w:proofErr w:type="spellEnd"/>
+      <w:r>
+        <w:rPr>
+          <w:rFonts w:ascii="Times New Roman" w:hAnsi="Times New Roman" w:cs="Times New Roman"/>
+          <w:sz w:val="24"/>
+          <w:szCs w:val="24"/>
+        </w:rPr>
+        <w:t xml:space="preserve"> в процентах в выработке функциональной зависимости.</w:t>
       </w:r>
     </w:p>
     <w:p>
@@ -4134,6 +4294,7 @@
         <w:rPr>
           <w:rFonts w:ascii="Times New Roman" w:hAnsi="Times New Roman" w:cs="Times New Roman"/>
           <w:i w:val="0"/>
+          <w:noProof/>
           <w:color w:val="auto"/>
         </w:rPr>
         <w:t>1</w:t>
@@ -4463,8 +4624,17 @@
                 <w:rStyle w:val="Bodytext211pt"/>
                 <w:rFonts w:eastAsia="Bookman Old Style"/>
               </w:rPr>
-              <w:t>Погрешность отображения синусной зависимости Δф</w:t>
-            </w:r>
+              <w:t xml:space="preserve">Погрешность отображения синусной зависимости </w:t>
+            </w:r>
+            <w:proofErr w:type="spellStart"/>
+            <w:r>
+              <w:rPr>
+                <w:rStyle w:val="Bodytext211pt"/>
+                <w:rFonts w:eastAsia="Bookman Old Style"/>
+              </w:rPr>
+              <w:t>Δф</w:t>
+            </w:r>
+            <w:proofErr w:type="spellEnd"/>
           </w:p>
           <w:p>
             <w:pPr>
@@ -4681,7 +4851,23 @@
                 <w:rFonts w:eastAsia="Bookman Old Style"/>
               </w:rPr>
               <w:softHyphen/>
-              <w:t>левых точек Δн.т.</w:t>
+              <w:t xml:space="preserve">левых точек </w:t>
+            </w:r>
+            <w:proofErr w:type="spellStart"/>
+            <w:r>
+              <w:rPr>
+                <w:rStyle w:val="Bodytext211pt"/>
+                <w:rFonts w:eastAsia="Bookman Old Style"/>
+              </w:rPr>
+              <w:t>Δн.т</w:t>
+            </w:r>
+            <w:proofErr w:type="spellEnd"/>
+            <w:r>
+              <w:rPr>
+                <w:rStyle w:val="Bodytext211pt"/>
+                <w:rFonts w:eastAsia="Bookman Old Style"/>
+              </w:rPr>
+              <w:t>.</w:t>
             </w:r>
           </w:p>
         </w:tc>
@@ -4878,14 +5064,30 @@
                 <w:rFonts w:eastAsia="Bookman Old Style"/>
               </w:rPr>
               <w:softHyphen/>
-              <w:t>ной обмотки Δ</w:t>
+              <w:t xml:space="preserve">ной обмотки </w:t>
+            </w:r>
+            <w:proofErr w:type="spellStart"/>
+            <w:r>
+              <w:rPr>
+                <w:rStyle w:val="Bodytext211pt"/>
+                <w:rFonts w:eastAsia="Bookman Old Style"/>
+              </w:rPr>
+              <w:t>Δ</w:t>
             </w:r>
             <w:r>
               <w:rPr>
                 <w:rStyle w:val="Bodytext211ptSmallCaps"/>
                 <w:rFonts w:eastAsia="Microsoft Sans Serif"/>
               </w:rPr>
-              <w:t>е,</w:t>
+              <w:t>е</w:t>
+            </w:r>
+            <w:proofErr w:type="spellEnd"/>
+            <w:r>
+              <w:rPr>
+                <w:rStyle w:val="Bodytext211ptSmallCaps"/>
+                <w:rFonts w:eastAsia="Microsoft Sans Serif"/>
+              </w:rPr>
+              <w:t>,</w:t>
             </w:r>
             <w:r>
               <w:rPr>
@@ -5562,6 +5764,7 @@
         </w:rPr>
         <w:t xml:space="preserve">Снять характеристику ПТ, т.е. зависимость </w:t>
       </w:r>
+      <w:proofErr w:type="spellStart"/>
       <w:r>
         <w:rPr>
           <w:rFonts w:ascii="Times New Roman" w:hAnsi="Times New Roman" w:cs="Times New Roman"/>
@@ -5577,6 +5780,7 @@
         </w:rPr>
         <w:t>c</w:t>
       </w:r>
+      <w:proofErr w:type="spellEnd"/>
       <w:r>
         <w:rPr>
           <w:rFonts w:ascii="Times New Roman" w:hAnsi="Times New Roman" w:cs="Times New Roman"/>
@@ -5603,6 +5807,7 @@
         </w:rPr>
         <w:t xml:space="preserve">(α) и </w:t>
       </w:r>
+      <w:proofErr w:type="spellStart"/>
       <w:r>
         <w:rPr>
           <w:rFonts w:ascii="Times New Roman" w:hAnsi="Times New Roman" w:cs="Times New Roman"/>
@@ -5618,6 +5823,7 @@
         </w:rPr>
         <w:t>k</w:t>
       </w:r>
+      <w:proofErr w:type="spellEnd"/>
       <w:r>
         <w:rPr>
           <w:rFonts w:ascii="Times New Roman" w:hAnsi="Times New Roman" w:cs="Times New Roman"/>
@@ -5644,6 +5850,7 @@
         </w:rPr>
         <w:t xml:space="preserve">(α), где </w:t>
       </w:r>
+      <w:proofErr w:type="spellStart"/>
       <w:r>
         <w:rPr>
           <w:rFonts w:ascii="Times New Roman" w:hAnsi="Times New Roman" w:cs="Times New Roman"/>
@@ -5659,12 +5866,14 @@
         </w:rPr>
         <w:t>c</w:t>
       </w:r>
+      <w:proofErr w:type="spellEnd"/>
       <w:r>
         <w:rPr>
           <w:rFonts w:ascii="Times New Roman" w:hAnsi="Times New Roman" w:cs="Times New Roman"/>
         </w:rPr>
         <w:t xml:space="preserve"> и </w:t>
       </w:r>
+      <w:proofErr w:type="spellStart"/>
       <w:r>
         <w:rPr>
           <w:rFonts w:ascii="Times New Roman" w:hAnsi="Times New Roman" w:cs="Times New Roman"/>
@@ -5680,6 +5889,7 @@
         </w:rPr>
         <w:t>k</w:t>
       </w:r>
+      <w:proofErr w:type="spellEnd"/>
       <w:r>
         <w:rPr>
           <w:rFonts w:ascii="Times New Roman" w:hAnsi="Times New Roman" w:cs="Times New Roman"/>
@@ -5824,6 +6034,7 @@
       <w:r>
         <w:rPr>
           <w:rFonts w:ascii="Times New Roman" w:hAnsi="Times New Roman" w:cs="Times New Roman"/>
+          <w:noProof/>
           <w:color w:val="auto"/>
           <w:sz w:val="21"/>
           <w:szCs w:val="21"/>
@@ -5978,6 +6189,7 @@
                 <w:szCs w:val="24"/>
               </w:rPr>
             </w:pPr>
+            <w:proofErr w:type="spellStart"/>
             <w:r>
               <w:rPr>
                 <w:rFonts w:cs="Times New Roman"/>
@@ -5995,6 +6207,7 @@
               </w:rPr>
               <w:t>c</w:t>
             </w:r>
+            <w:proofErr w:type="spellEnd"/>
             <w:r>
               <w:rPr>
                 <w:rFonts w:cs="Times New Roman"/>
@@ -6030,6 +6243,7 @@
                 <w:szCs w:val="24"/>
               </w:rPr>
             </w:pPr>
+            <w:proofErr w:type="spellStart"/>
             <w:r>
               <w:rPr>
                 <w:rFonts w:cs="Times New Roman"/>
@@ -6047,6 +6261,7 @@
               </w:rPr>
               <w:t>k</w:t>
             </w:r>
+            <w:proofErr w:type="spellEnd"/>
             <w:r>
               <w:rPr>
                 <w:rFonts w:cs="Times New Roman"/>
@@ -6080,7 +6295,34 @@
                 <w:szCs w:val="24"/>
                 <w:lang w:val="en-US" w:eastAsia="en-US"/>
               </w:rPr>
-              <w:t>0         ( U</w:t>
+              <w:t xml:space="preserve">0      </w:t>
+            </w:r>
+            <w:proofErr w:type="gramStart"/>
+            <w:r>
+              <w:rPr>
+                <w:rFonts w:cs="Times New Roman"/>
+                <w:szCs w:val="24"/>
+                <w:lang w:val="en-US" w:eastAsia="en-US"/>
+              </w:rPr>
+              <w:t xml:space="preserve">   (</w:t>
+            </w:r>
+            <w:proofErr w:type="gramEnd"/>
+            <w:r>
+              <w:rPr>
+                <w:rFonts w:cs="Times New Roman"/>
+                <w:szCs w:val="24"/>
+                <w:lang w:val="en-US" w:eastAsia="en-US"/>
+              </w:rPr>
+              <w:t xml:space="preserve"> </w:t>
+            </w:r>
+            <w:proofErr w:type="spellStart"/>
+            <w:r>
+              <w:rPr>
+                <w:rFonts w:cs="Times New Roman"/>
+                <w:szCs w:val="24"/>
+                <w:lang w:val="en-US" w:eastAsia="en-US"/>
+              </w:rPr>
+              <w:t>U</w:t>
             </w:r>
             <w:r>
               <w:rPr>
@@ -6091,6 +6333,7 @@
               </w:rPr>
               <w:t>c</w:t>
             </w:r>
+            <w:proofErr w:type="spellEnd"/>
             <w:r>
               <w:rPr>
                 <w:rFonts w:cs="Times New Roman"/>
@@ -6734,7 +6977,34 @@
                 <w:szCs w:val="24"/>
                 <w:lang w:val="en-US" w:eastAsia="en-US"/>
               </w:rPr>
-              <w:t>90         ( U</w:t>
+              <w:t xml:space="preserve">90      </w:t>
+            </w:r>
+            <w:proofErr w:type="gramStart"/>
+            <w:r>
+              <w:rPr>
+                <w:rFonts w:cs="Times New Roman"/>
+                <w:szCs w:val="24"/>
+                <w:lang w:val="en-US" w:eastAsia="en-US"/>
+              </w:rPr>
+              <w:t xml:space="preserve">   (</w:t>
+            </w:r>
+            <w:proofErr w:type="gramEnd"/>
+            <w:r>
+              <w:rPr>
+                <w:rFonts w:cs="Times New Roman"/>
+                <w:szCs w:val="24"/>
+                <w:lang w:val="en-US" w:eastAsia="en-US"/>
+              </w:rPr>
+              <w:t xml:space="preserve"> </w:t>
+            </w:r>
+            <w:proofErr w:type="spellStart"/>
+            <w:r>
+              <w:rPr>
+                <w:rFonts w:cs="Times New Roman"/>
+                <w:szCs w:val="24"/>
+                <w:lang w:val="en-US" w:eastAsia="en-US"/>
+              </w:rPr>
+              <w:t>U</w:t>
             </w:r>
             <w:r>
               <w:rPr>
@@ -6745,6 +7015,7 @@
               </w:rPr>
               <w:t>k</w:t>
             </w:r>
+            <w:proofErr w:type="spellEnd"/>
             <w:r>
               <w:rPr>
                 <w:rFonts w:cs="Times New Roman"/>
@@ -7293,7 +7564,34 @@
                 <w:szCs w:val="24"/>
                 <w:lang w:val="en-US" w:eastAsia="en-US"/>
               </w:rPr>
-              <w:t>180         ( U</w:t>
+              <w:t xml:space="preserve">180      </w:t>
+            </w:r>
+            <w:proofErr w:type="gramStart"/>
+            <w:r>
+              <w:rPr>
+                <w:rFonts w:cs="Times New Roman"/>
+                <w:szCs w:val="24"/>
+                <w:lang w:val="en-US" w:eastAsia="en-US"/>
+              </w:rPr>
+              <w:t xml:space="preserve">   (</w:t>
+            </w:r>
+            <w:proofErr w:type="gramEnd"/>
+            <w:r>
+              <w:rPr>
+                <w:rFonts w:cs="Times New Roman"/>
+                <w:szCs w:val="24"/>
+                <w:lang w:val="en-US" w:eastAsia="en-US"/>
+              </w:rPr>
+              <w:t xml:space="preserve"> </w:t>
+            </w:r>
+            <w:proofErr w:type="spellStart"/>
+            <w:r>
+              <w:rPr>
+                <w:rFonts w:cs="Times New Roman"/>
+                <w:szCs w:val="24"/>
+                <w:lang w:val="en-US" w:eastAsia="en-US"/>
+              </w:rPr>
+              <w:t>U</w:t>
             </w:r>
             <w:r>
               <w:rPr>
@@ -7304,6 +7602,7 @@
               </w:rPr>
               <w:t>c</w:t>
             </w:r>
+            <w:proofErr w:type="spellEnd"/>
             <w:r>
               <w:rPr>
                 <w:rFonts w:cs="Times New Roman"/>
@@ -7852,7 +8151,34 @@
                 <w:szCs w:val="24"/>
                 <w:lang w:val="en-US" w:eastAsia="en-US"/>
               </w:rPr>
-              <w:t>270         ( U</w:t>
+              <w:t xml:space="preserve">270      </w:t>
+            </w:r>
+            <w:proofErr w:type="gramStart"/>
+            <w:r>
+              <w:rPr>
+                <w:rFonts w:cs="Times New Roman"/>
+                <w:szCs w:val="24"/>
+                <w:lang w:val="en-US" w:eastAsia="en-US"/>
+              </w:rPr>
+              <w:t xml:space="preserve">   (</w:t>
+            </w:r>
+            <w:proofErr w:type="gramEnd"/>
+            <w:r>
+              <w:rPr>
+                <w:rFonts w:cs="Times New Roman"/>
+                <w:szCs w:val="24"/>
+                <w:lang w:val="en-US" w:eastAsia="en-US"/>
+              </w:rPr>
+              <w:t xml:space="preserve"> </w:t>
+            </w:r>
+            <w:proofErr w:type="spellStart"/>
+            <w:r>
+              <w:rPr>
+                <w:rFonts w:cs="Times New Roman"/>
+                <w:szCs w:val="24"/>
+                <w:lang w:val="en-US" w:eastAsia="en-US"/>
+              </w:rPr>
+              <w:t>U</w:t>
             </w:r>
             <w:r>
               <w:rPr>
@@ -7863,6 +8189,7 @@
               </w:rPr>
               <w:t>k</w:t>
             </w:r>
+            <w:proofErr w:type="spellEnd"/>
             <w:r>
               <w:rPr>
                 <w:rFonts w:cs="Times New Roman"/>
@@ -8443,7 +8770,34 @@
                 <w:szCs w:val="24"/>
                 <w:lang w:val="en-US" w:eastAsia="en-US"/>
               </w:rPr>
-              <w:t>360         ( U</w:t>
+              <w:t xml:space="preserve">360      </w:t>
+            </w:r>
+            <w:proofErr w:type="gramStart"/>
+            <w:r>
+              <w:rPr>
+                <w:rFonts w:cs="Times New Roman"/>
+                <w:szCs w:val="24"/>
+                <w:lang w:val="en-US" w:eastAsia="en-US"/>
+              </w:rPr>
+              <w:t xml:space="preserve">   (</w:t>
+            </w:r>
+            <w:proofErr w:type="gramEnd"/>
+            <w:r>
+              <w:rPr>
+                <w:rFonts w:cs="Times New Roman"/>
+                <w:szCs w:val="24"/>
+                <w:lang w:val="en-US" w:eastAsia="en-US"/>
+              </w:rPr>
+              <w:t xml:space="preserve"> </w:t>
+            </w:r>
+            <w:proofErr w:type="spellStart"/>
+            <w:r>
+              <w:rPr>
+                <w:rFonts w:cs="Times New Roman"/>
+                <w:szCs w:val="24"/>
+                <w:lang w:val="en-US" w:eastAsia="en-US"/>
+              </w:rPr>
+              <w:t>U</w:t>
             </w:r>
             <w:r>
               <w:rPr>
@@ -8454,6 +8808,7 @@
               </w:rPr>
               <w:t>c</w:t>
             </w:r>
+            <w:proofErr w:type="spellEnd"/>
             <w:r>
               <w:rPr>
                 <w:rFonts w:cs="Times New Roman"/>
@@ -8637,8 +8992,26 @@
           <w:szCs w:val="24"/>
         </w:rPr>
         <w:tab/>
-        <w:t xml:space="preserve">По данным снятым в ходе лабораторной работы и представленных в таблице 2 можно построить графики </w:t>
-      </w:r>
+      </w:r>
+      <w:proofErr w:type="gramStart"/>
+      <w:r>
+        <w:rPr>
+          <w:rFonts w:ascii="Times New Roman" w:hAnsi="Times New Roman" w:cs="Times New Roman"/>
+          <w:sz w:val="24"/>
+          <w:szCs w:val="24"/>
+        </w:rPr>
+        <w:t>По данным</w:t>
+      </w:r>
+      <w:proofErr w:type="gramEnd"/>
+      <w:r>
+        <w:rPr>
+          <w:rFonts w:ascii="Times New Roman" w:hAnsi="Times New Roman" w:cs="Times New Roman"/>
+          <w:sz w:val="24"/>
+          <w:szCs w:val="24"/>
+        </w:rPr>
+        <w:t xml:space="preserve"> снятым в ходе лабораторной работы и представленных в таблице 2 можно построить графики </w:t>
+      </w:r>
+      <w:proofErr w:type="spellStart"/>
       <w:r>
         <w:rPr>
           <w:rFonts w:ascii="Times New Roman" w:hAnsi="Times New Roman" w:cs="Times New Roman"/>
@@ -8658,6 +9031,7 @@
         </w:rPr>
         <w:t>c</w:t>
       </w:r>
+      <w:proofErr w:type="spellEnd"/>
       <w:r>
         <w:rPr>
           <w:rFonts w:ascii="Times New Roman" w:hAnsi="Times New Roman" w:cs="Times New Roman"/>
@@ -8719,6 +9093,7 @@
         </w:rPr>
         <w:t xml:space="preserve">) и </w:t>
       </w:r>
+      <w:proofErr w:type="spellStart"/>
       <w:r>
         <w:rPr>
           <w:rFonts w:ascii="Times New Roman" w:hAnsi="Times New Roman" w:cs="Times New Roman"/>
@@ -8738,6 +9113,7 @@
         </w:rPr>
         <w:t>k</w:t>
       </w:r>
+      <w:proofErr w:type="spellEnd"/>
       <w:r>
         <w:rPr>
           <w:rFonts w:ascii="Times New Roman" w:hAnsi="Times New Roman" w:cs="Times New Roman"/>
@@ -8820,6 +9196,7 @@
         </w:rPr>
         <w:t xml:space="preserve">Графики функций </w:t>
       </w:r>
+      <w:proofErr w:type="spellStart"/>
       <w:r>
         <w:rPr>
           <w:rFonts w:ascii="Times New Roman" w:hAnsi="Times New Roman" w:cs="Times New Roman"/>
@@ -8843,6 +9220,7 @@
         </w:rPr>
         <w:t>c</w:t>
       </w:r>
+      <w:proofErr w:type="spellEnd"/>
       <w:r>
         <w:rPr>
           <w:rFonts w:ascii="Times New Roman" w:hAnsi="Times New Roman" w:cs="Times New Roman"/>
@@ -8918,6 +9296,7 @@
         </w:rPr>
         <w:t xml:space="preserve">) и </w:t>
       </w:r>
+      <w:proofErr w:type="spellStart"/>
       <w:r>
         <w:rPr>
           <w:rFonts w:ascii="Times New Roman" w:hAnsi="Times New Roman" w:cs="Times New Roman"/>
@@ -8941,6 +9320,7 @@
         </w:rPr>
         <w:t>k</w:t>
       </w:r>
+      <w:proofErr w:type="spellEnd"/>
       <w:r>
         <w:rPr>
           <w:rFonts w:ascii="Times New Roman" w:hAnsi="Times New Roman" w:cs="Times New Roman"/>
@@ -9053,7 +9433,25 @@
           <w:szCs w:val="24"/>
         </w:rPr>
         <w:tab/>
-        <w:t>Ошибка (погрешность) Δф в процентах в выработке функциональной зависимости.</w:t>
+        <w:t xml:space="preserve">Ошибка (погрешность) </w:t>
+      </w:r>
+      <w:proofErr w:type="spellStart"/>
+      <w:r>
+        <w:rPr>
+          <w:rFonts w:ascii="Times New Roman" w:hAnsi="Times New Roman"/>
+          <w:sz w:val="24"/>
+          <w:szCs w:val="24"/>
+        </w:rPr>
+        <w:t>Δф</w:t>
+      </w:r>
+      <w:proofErr w:type="spellEnd"/>
+      <w:r>
+        <w:rPr>
+          <w:rFonts w:ascii="Times New Roman" w:hAnsi="Times New Roman"/>
+          <w:sz w:val="24"/>
+          <w:szCs w:val="24"/>
+        </w:rPr>
+        <w:t xml:space="preserve"> в процентах в выработке функциональной зависимости.</w:t>
       </w:r>
     </w:p>
     <w:p>
@@ -11107,13 +11505,7 @@
                 <w:rPr>
                   <w:rFonts w:ascii="Cambria Math" w:hAnsi="Cambria Math"/>
                 </w:rPr>
-                <m:t>-</m:t>
-              </m:r>
-              <m:r>
-                <w:rPr>
-                  <w:rFonts w:ascii="Cambria Math" w:hAnsi="Cambria Math"/>
-                </w:rPr>
-                <m:t>0,188</m:t>
+                <m:t>-0,188</m:t>
               </m:r>
             </m:num>
             <m:den>
@@ -11150,13 +11542,7 @@
             <w:rPr>
               <w:rFonts w:ascii="Cambria Math" w:hAnsi="Cambria Math"/>
             </w:rPr>
-            <m:t>=</m:t>
-          </m:r>
-          <m:r>
-            <w:rPr>
-              <w:rFonts w:ascii="Cambria Math" w:hAnsi="Cambria Math"/>
-            </w:rPr>
-            <m:t>2,1 %</m:t>
+            <m:t>=2,1 %</m:t>
           </m:r>
         </m:oMath>
       </m:oMathPara>
@@ -11325,18 +11711,7 @@
               <w:szCs w:val="24"/>
               <w:lang w:val="en-US" w:eastAsia="en-US"/>
             </w:rPr>
-            <m:t>0</m:t>
-          </m:r>
-          <m:r>
-            <m:rPr>
-              <m:sty m:val="p"/>
-            </m:rPr>
-            <w:rPr>
-              <w:rFonts w:ascii="Cambria Math" w:hAnsi="Cambria Math" w:cs="Times New Roman"/>
-              <w:szCs w:val="24"/>
-              <w:lang w:val="en-US" w:eastAsia="en-US"/>
-            </w:rPr>
-            <m:t>,192</m:t>
+            <m:t>0,192</m:t>
           </m:r>
         </m:oMath>
       </m:oMathPara>
@@ -11477,13 +11852,7 @@
                 <w:rPr>
                   <w:rFonts w:ascii="Cambria Math" w:hAnsi="Cambria Math"/>
                 </w:rPr>
-                <m:t>0,5</m:t>
-              </m:r>
-              <m:r>
-                <w:rPr>
-                  <w:rFonts w:ascii="Cambria Math" w:hAnsi="Cambria Math"/>
-                </w:rPr>
-                <m:t>64</m:t>
+                <m:t>0,564</m:t>
               </m:r>
             </m:num>
             <m:den>
@@ -11499,13 +11868,7 @@
             <w:rPr>
               <w:rFonts w:ascii="Cambria Math" w:hAnsi="Cambria Math"/>
             </w:rPr>
-            <m:t>=</m:t>
-          </m:r>
-          <m:r>
-            <w:rPr>
-              <w:rFonts w:ascii="Cambria Math" w:hAnsi="Cambria Math"/>
-            </w:rPr>
-            <m:t>0,188</m:t>
+            <m:t>=0,188</m:t>
           </m:r>
         </m:oMath>
       </m:oMathPara>
@@ -11866,13 +12229,22 @@
           <w:sz w:val="24"/>
           <w:szCs w:val="24"/>
         </w:rPr>
-        <w:t>При подключении одной из статорных обмоток, например, главной С1С2, к источнику переменного напряжения U=U</w:t>
-      </w:r>
+        <w:t>При подключении одной из статорных обмоток, например, главной С1С2, к источнику переменного напряжения U=</w:t>
+      </w:r>
+      <w:proofErr w:type="spellStart"/>
       <w:r>
         <w:rPr>
           <w:rFonts w:ascii="Times New Roman" w:eastAsia="Times New Roman" w:hAnsi="Times New Roman" w:cs="Times New Roman"/>
           <w:sz w:val="24"/>
           <w:szCs w:val="24"/>
+        </w:rPr>
+        <w:t>U</w:t>
+      </w:r>
+      <w:r>
+        <w:rPr>
+          <w:rFonts w:ascii="Times New Roman" w:eastAsia="Times New Roman" w:hAnsi="Times New Roman" w:cs="Times New Roman"/>
+          <w:sz w:val="24"/>
+          <w:szCs w:val="24"/>
           <w:vertAlign w:val="subscript"/>
         </w:rPr>
         <w:t>M</w:t>
@@ -11883,7 +12255,16 @@
           <w:sz w:val="24"/>
           <w:szCs w:val="24"/>
         </w:rPr>
-        <w:t xml:space="preserve">·sinωt, в соответствии с принципом действия трансформатора в роторных обмотках будут наводиться ЭДС Е. Если ПТ работает в режиме холостого хода, то амплитуды наведенных ЭДС будут пропорциональны синусу (косинусу) угла α поворота ротора относительно статора (рис. 3). </w:t>
+        <w:t>·sinωt</w:t>
+      </w:r>
+      <w:proofErr w:type="spellEnd"/>
+      <w:r>
+        <w:rPr>
+          <w:rFonts w:ascii="Times New Roman" w:eastAsia="Times New Roman" w:hAnsi="Times New Roman" w:cs="Times New Roman"/>
+          <w:sz w:val="24"/>
+          <w:szCs w:val="24"/>
+        </w:rPr>
+        <w:t xml:space="preserve">, в соответствии с принципом действия трансформатора в роторных обмотках будут наводиться ЭДС Е. Если ПТ работает в режиме холостого хода, то амплитуды наведенных ЭДС будут пропорциональны синусу (косинусу) угла α поворота ротора относительно статора (рис. 3). </w:t>
       </w:r>
     </w:p>
     <w:p>
@@ -12252,7 +12633,25 @@
           <w:sz w:val="24"/>
           <w:szCs w:val="24"/>
         </w:rPr>
-        <w:t xml:space="preserve">- в качестве преобразователей координат в 3-осных гиростабилизаторах; </w:t>
+        <w:t xml:space="preserve">- в качестве преобразователей координат в 3-осных </w:t>
+      </w:r>
+      <w:proofErr w:type="spellStart"/>
+      <w:r>
+        <w:rPr>
+          <w:rFonts w:ascii="Times New Roman" w:eastAsia="Times New Roman" w:hAnsi="Times New Roman" w:cs="Times New Roman"/>
+          <w:sz w:val="24"/>
+          <w:szCs w:val="24"/>
+        </w:rPr>
+        <w:t>гиростабилизаторах</w:t>
+      </w:r>
+      <w:proofErr w:type="spellEnd"/>
+      <w:r>
+        <w:rPr>
+          <w:rFonts w:ascii="Times New Roman" w:eastAsia="Times New Roman" w:hAnsi="Times New Roman" w:cs="Times New Roman"/>
+          <w:sz w:val="24"/>
+          <w:szCs w:val="24"/>
+        </w:rPr>
+        <w:t xml:space="preserve">; </w:t>
       </w:r>
     </w:p>
     <w:p>
@@ -12283,7 +12682,25 @@
           <w:sz w:val="24"/>
           <w:szCs w:val="24"/>
         </w:rPr>
-        <w:t xml:space="preserve">ПТ устанавливают на осях стабилизации гиростабилизаторов и на входных осях курсовых гироскопических приборов. </w:t>
+        <w:t xml:space="preserve">ПТ устанавливают на осях стабилизации </w:t>
+      </w:r>
+      <w:proofErr w:type="spellStart"/>
+      <w:r>
+        <w:rPr>
+          <w:rFonts w:ascii="Times New Roman" w:eastAsia="Times New Roman" w:hAnsi="Times New Roman" w:cs="Times New Roman"/>
+          <w:sz w:val="24"/>
+          <w:szCs w:val="24"/>
+        </w:rPr>
+        <w:t>гиростабилизаторов</w:t>
+      </w:r>
+      <w:proofErr w:type="spellEnd"/>
+      <w:r>
+        <w:rPr>
+          <w:rFonts w:ascii="Times New Roman" w:eastAsia="Times New Roman" w:hAnsi="Times New Roman" w:cs="Times New Roman"/>
+          <w:sz w:val="24"/>
+          <w:szCs w:val="24"/>
+        </w:rPr>
+        <w:t xml:space="preserve"> и на входных осях курсовых гироскопических приборов. </w:t>
       </w:r>
     </w:p>
     <w:p>
@@ -12540,6 +12957,7 @@
         </w:rPr>
         <w:t>α</w:t>
       </w:r>
+      <w:proofErr w:type="spellStart"/>
       <w:r>
         <w:rPr>
           <w:rFonts w:ascii="Times New Roman" w:eastAsia="Times New Roman" w:hAnsi="Times New Roman" w:cs="Times New Roman"/>
@@ -12550,6 +12968,7 @@
         </w:rPr>
         <w:t>pc</w:t>
       </w:r>
+      <w:proofErr w:type="spellEnd"/>
       <w:r>
         <w:rPr>
           <w:rFonts w:ascii="Times New Roman" w:eastAsia="Times New Roman" w:hAnsi="Times New Roman" w:cs="Times New Roman"/>
